--- a/Docs/圣遗物生成机制.docx
+++ b/Docs/圣遗物生成机制.docx
@@ -1,24 +1,17 @@
 
 <file path=word/document.xml><?xml version="1.0" encoding="utf-8"?>
-<w:document xmlns:wpc="http://schemas.microsoft.com/office/word/2010/wordprocessingCanvas" xmlns:cx="http://schemas.microsoft.com/office/drawing/2014/chartex" xmlns:cx1="http://schemas.microsoft.com/office/drawing/2015/9/8/chartex" xmlns:cx2="http://schemas.microsoft.com/office/drawing/2015/10/21/chartex" xmlns:cx3="http://schemas.microsoft.com/office/drawing/2016/5/9/chartex" xmlns:cx4="http://schemas.microsoft.com/office/drawing/2016/5/10/chartex" xmlns:cx5="http://schemas.microsoft.com/office/drawing/2016/5/11/chartex" xmlns:cx6="http://schemas.microsoft.com/office/drawing/2016/5/12/chartex" xmlns:cx7="http://schemas.microsoft.com/office/drawing/2016/5/13/chartex" xmlns:cx8="http://schemas.microsoft.com/office/drawing/2016/5/14/chartex" xmlns:mc="http://schemas.openxmlformats.org/markup-compatibility/2006" xmlns:aink="http://schemas.microsoft.com/office/drawing/2016/ink" xmlns:am3d="http://schemas.microsoft.com/office/drawing/2017/model3d" xmlns:o="urn:schemas-microsoft-com:office:office" xmlns:oel="http://schemas.microsoft.com/office/2019/extlst" xmlns:r="http://schemas.openxmlformats.org/officeDocument/2006/relationships" xmlns:m="http://schemas.openxmlformats.org/officeDocument/2006/math" xmlns:v="urn:schemas-microsoft-com:vml" xmlns:wp14="http://schemas.microsoft.com/office/word/2010/wordprocessingDrawing" xmlns:wp="http://schemas.openxmlformats.org/drawingml/2006/wordprocessingDrawing" xmlns:w10="urn:schemas-microsoft-com:office:word" xmlns:w="http://schemas.openxmlformats.org/wordprocessingml/2006/main" xmlns:w14="http://schemas.microsoft.com/office/word/2010/wordml" xmlns:w15="http://schemas.microsoft.com/office/word/2012/wordml" xmlns:w16cex="http://schemas.microsoft.com/office/word/2018/wordml/cex" xmlns:w16cid="http://schemas.microsoft.com/office/word/2016/wordml/cid" xmlns:w16="http://schemas.microsoft.com/office/word/2018/wordml" xmlns:w16du="http://schemas.microsoft.com/office/word/2023/wordml/word16du" xmlns:w16sdtdh="http://schemas.microsoft.com/office/word/2020/wordml/sdtdatahash" xmlns:w16sdtfl="http://schemas.microsoft.com/office/word/2024/wordml/sdtformatlock" xmlns:w16se="http://schemas.microsoft.com/office/word/2015/wordml/symex" xmlns:wpg="http://schemas.microsoft.com/office/word/2010/wordprocessingGroup" xmlns:wpi="http://schemas.microsoft.com/office/word/2010/wordprocessingInk" xmlns:wne="http://schemas.microsoft.com/office/word/2006/wordml" xmlns:wps="http://schemas.microsoft.com/office/word/2010/wordprocessingShape" mc:Ignorable="w14 w15 w16se w16cid w16 w16cex w16sdtdh w16sdtfl w16du wp14">
+<w:document xmlns:wpc="http://schemas.microsoft.com/office/word/2010/wordprocessingCanvas" xmlns:cx="http://schemas.microsoft.com/office/drawing/2014/chartex" xmlns:mc="http://schemas.openxmlformats.org/markup-compatibility/2006" xmlns:o="urn:schemas-microsoft-com:office:office" xmlns:r="http://schemas.openxmlformats.org/officeDocument/2006/relationships" xmlns:m="http://schemas.openxmlformats.org/officeDocument/2006/math" xmlns:v="urn:schemas-microsoft-com:vml" xmlns:wp14="http://schemas.microsoft.com/office/word/2010/wordprocessingDrawing" xmlns:wp="http://schemas.openxmlformats.org/drawingml/2006/wordprocessingDrawing" xmlns:w10="urn:schemas-microsoft-com:office:word" xmlns:w="http://schemas.openxmlformats.org/wordprocessingml/2006/main" xmlns:w14="http://schemas.microsoft.com/office/word/2010/wordml" xmlns:w15="http://schemas.microsoft.com/office/word/2012/wordml" xmlns:w16se="http://schemas.microsoft.com/office/word/2015/wordml/symex" xmlns:wpg="http://schemas.microsoft.com/office/word/2010/wordprocessingGroup" xmlns:wpi="http://schemas.microsoft.com/office/word/2010/wordprocessingInk" xmlns:wne="http://schemas.microsoft.com/office/word/2006/wordml" xmlns:wps="http://schemas.microsoft.com/office/word/2010/wordprocessingShape" mc:Ignorable="w14 w15 w16se wp14">
   <w:body>
     <w:p>
-      <w:pPr>
-        <w:rPr>
-          <w:rFonts w:hint="eastAsia"/>
-        </w:rPr>
-      </w:pPr>
       <w:r>
         <w:rPr>
           <w:rFonts w:hint="eastAsia"/>
         </w:rPr>
         <w:t>此文档同时作为</w:t>
       </w:r>
-      <w:proofErr w:type="spellStart"/>
       <w:r>
         <w:t>ArtifactsAttributes</w:t>
       </w:r>
-      <w:proofErr w:type="spellEnd"/>
       <w:r>
         <w:rPr>
           <w:rFonts w:hint="eastAsia"/>
@@ -34,11 +27,9 @@
         </w:rPr>
         <w:t>玩家选择对应套装的圣遗物进行生成时，从花，羽，时，杯，冠五个部位等概率随机选择一个。选定部位后，根据</w:t>
       </w:r>
-      <w:proofErr w:type="spellStart"/>
       <w:r>
         <w:t>AttributeWeight</w:t>
       </w:r>
-      <w:proofErr w:type="spellEnd"/>
       <w:r>
         <w:rPr>
           <w:rFonts w:hint="eastAsia"/>
@@ -60,11 +51,12 @@
         </w:rPr>
         <w:t>根据</w:t>
       </w:r>
-      <w:proofErr w:type="spellStart"/>
-      <w:r>
-        <w:t>SecondaryAttribute</w:t>
-      </w:r>
-      <w:proofErr w:type="spellEnd"/>
+      <w:r>
+        <w:rPr>
+          <w:rFonts w:hint="eastAsia"/>
+        </w:rPr>
+        <w:t>affix</w:t>
+      </w:r>
       <w:r>
         <w:rPr>
           <w:rFonts w:hint="eastAsia"/>
@@ -80,33 +72,32 @@
         </w:rPr>
         <w:t>圣遗物初始等级为+0，最高等级由</w:t>
       </w:r>
-      <w:proofErr w:type="spellStart"/>
       <w:r>
         <w:t>MaxLevel</w:t>
       </w:r>
-      <w:proofErr w:type="spellEnd"/>
       <w:r>
         <w:rPr>
           <w:rFonts w:hint="eastAsia"/>
         </w:rPr>
         <w:t>子表规定，不同星级的圣遗物升级时增加的主属性数值不同，具体由</w:t>
       </w:r>
-      <w:proofErr w:type="spellStart"/>
       <w:r>
         <w:t>LevelBonus</w:t>
       </w:r>
-      <w:proofErr w:type="spellEnd"/>
       <w:r>
         <w:rPr>
           <w:rFonts w:hint="eastAsia"/>
         </w:rPr>
         <w:t>规定。所有圣遗物在每升4级时会获得一次额外的副属性。若此时副属性未满四条，则根据上述规则固定第四条副属性。若已满四条，则会等概率选择一条进行一次强化。副属性在被初始赋予和强化时的数值位于</w:t>
       </w:r>
-      <w:proofErr w:type="spellStart"/>
-      <w:r>
-        <w:t>SecondaryAttribute</w:t>
-      </w:r>
-      <w:proofErr w:type="spellEnd"/>
+      <w:r>
+        <w:rPr>
+          <w:rFonts w:hint="eastAsia"/>
+        </w:rPr>
+        <w:t>affix</w:t>
+      </w:r>
+      <w:bookmarkStart w:id="0" w:name="_GoBack"/>
+      <w:bookmarkEnd w:id="0"/>
       <w:r>
         <w:rPr>
           <w:rFonts w:hint="eastAsia"/>
@@ -116,11 +107,6 @@
     </w:p>
     <w:p/>
     <w:p>
-      <w:pPr>
-        <w:rPr>
-          <w:rFonts w:hint="eastAsia"/>
-        </w:rPr>
-      </w:pPr>
       <w:r>
         <w:rPr>
           <w:rFonts w:hint="eastAsia"/>
@@ -139,14 +125,11 @@
 </file>
 
 <file path=word/endnotes.xml><?xml version="1.0" encoding="utf-8"?>
-<w:endnotes xmlns:wpc="http://schemas.microsoft.com/office/word/2010/wordprocessingCanvas" xmlns:cx="http://schemas.microsoft.com/office/drawing/2014/chartex" xmlns:cx1="http://schemas.microsoft.com/office/drawing/2015/9/8/chartex" xmlns:cx2="http://schemas.microsoft.com/office/drawing/2015/10/21/chartex" xmlns:cx3="http://schemas.microsoft.com/office/drawing/2016/5/9/chartex" xmlns:cx4="http://schemas.microsoft.com/office/drawing/2016/5/10/chartex" xmlns:cx5="http://schemas.microsoft.com/office/drawing/2016/5/11/chartex" xmlns:cx6="http://schemas.microsoft.com/office/drawing/2016/5/12/chartex" xmlns:cx7="http://schemas.microsoft.com/office/drawing/2016/5/13/chartex" xmlns:cx8="http://schemas.microsoft.com/office/drawing/2016/5/14/chartex" xmlns:mc="http://schemas.openxmlformats.org/markup-compatibility/2006" xmlns:aink="http://schemas.microsoft.com/office/drawing/2016/ink" xmlns:am3d="http://schemas.microsoft.com/office/drawing/2017/model3d" xmlns:o="urn:schemas-microsoft-com:office:office" xmlns:oel="http://schemas.microsoft.com/office/2019/extlst" xmlns:r="http://schemas.openxmlformats.org/officeDocument/2006/relationships" xmlns:m="http://schemas.openxmlformats.org/officeDocument/2006/math" xmlns:v="urn:schemas-microsoft-com:vml" xmlns:wp14="http://schemas.microsoft.com/office/word/2010/wordprocessingDrawing" xmlns:wp="http://schemas.openxmlformats.org/drawingml/2006/wordprocessingDrawing" xmlns:w10="urn:schemas-microsoft-com:office:word" xmlns:w="http://schemas.openxmlformats.org/wordprocessingml/2006/main" xmlns:w14="http://schemas.microsoft.com/office/word/2010/wordml" xmlns:w15="http://schemas.microsoft.com/office/word/2012/wordml" xmlns:w16cex="http://schemas.microsoft.com/office/word/2018/wordml/cex" xmlns:w16cid="http://schemas.microsoft.com/office/word/2016/wordml/cid" xmlns:w16="http://schemas.microsoft.com/office/word/2018/wordml" xmlns:w16du="http://schemas.microsoft.com/office/word/2023/wordml/word16du" xmlns:w16sdtdh="http://schemas.microsoft.com/office/word/2020/wordml/sdtdatahash" xmlns:w16sdtfl="http://schemas.microsoft.com/office/word/2024/wordml/sdtformatlock" xmlns:w16se="http://schemas.microsoft.com/office/word/2015/wordml/symex" xmlns:wpg="http://schemas.microsoft.com/office/word/2010/wordprocessingGroup" xmlns:wpi="http://schemas.microsoft.com/office/word/2010/wordprocessingInk" xmlns:wne="http://schemas.microsoft.com/office/word/2006/wordml" xmlns:wps="http://schemas.microsoft.com/office/word/2010/wordprocessingShape" mc:Ignorable="w14 w15 w16se w16cid w16 w16cex w16sdtdh w16sdtfl w16du wp14">
+<w:endnotes xmlns:wpc="http://schemas.microsoft.com/office/word/2010/wordprocessingCanvas" xmlns:cx="http://schemas.microsoft.com/office/drawing/2014/chartex" xmlns:mc="http://schemas.openxmlformats.org/markup-compatibility/2006" xmlns:o="urn:schemas-microsoft-com:office:office" xmlns:r="http://schemas.openxmlformats.org/officeDocument/2006/relationships" xmlns:m="http://schemas.openxmlformats.org/officeDocument/2006/math" xmlns:v="urn:schemas-microsoft-com:vml" xmlns:wp14="http://schemas.microsoft.com/office/word/2010/wordprocessingDrawing" xmlns:wp="http://schemas.openxmlformats.org/drawingml/2006/wordprocessingDrawing" xmlns:w10="urn:schemas-microsoft-com:office:word" xmlns:w="http://schemas.openxmlformats.org/wordprocessingml/2006/main" xmlns:w14="http://schemas.microsoft.com/office/word/2010/wordml" xmlns:w15="http://schemas.microsoft.com/office/word/2012/wordml" xmlns:w16se="http://schemas.microsoft.com/office/word/2015/wordml/symex" xmlns:wpg="http://schemas.microsoft.com/office/word/2010/wordprocessingGroup" xmlns:wpi="http://schemas.microsoft.com/office/word/2010/wordprocessingInk" xmlns:wne="http://schemas.microsoft.com/office/word/2006/wordml" xmlns:wps="http://schemas.microsoft.com/office/word/2010/wordprocessingShape" mc:Ignorable="w14 w15 w16se wp14">
   <w:endnote w:type="separator" w:id="-1">
     <w:p>
       <w:pPr>
         <w:spacing w:after="0" w:line="240" w:lineRule="auto"/>
-        <w:rPr>
-          <w:rFonts w:hint="eastAsia"/>
-        </w:rPr>
       </w:pPr>
       <w:r>
         <w:separator/>
@@ -157,9 +140,6 @@
     <w:p>
       <w:pPr>
         <w:spacing w:after="0" w:line="240" w:lineRule="auto"/>
-        <w:rPr>
-          <w:rFonts w:hint="eastAsia"/>
-        </w:rPr>
       </w:pPr>
       <w:r>
         <w:continuationSeparator/>
@@ -170,14 +150,11 @@
 </file>
 
 <file path=word/footnotes.xml><?xml version="1.0" encoding="utf-8"?>
-<w:footnotes xmlns:wpc="http://schemas.microsoft.com/office/word/2010/wordprocessingCanvas" xmlns:cx="http://schemas.microsoft.com/office/drawing/2014/chartex" xmlns:cx1="http://schemas.microsoft.com/office/drawing/2015/9/8/chartex" xmlns:cx2="http://schemas.microsoft.com/office/drawing/2015/10/21/chartex" xmlns:cx3="http://schemas.microsoft.com/office/drawing/2016/5/9/chartex" xmlns:cx4="http://schemas.microsoft.com/office/drawing/2016/5/10/chartex" xmlns:cx5="http://schemas.microsoft.com/office/drawing/2016/5/11/chartex" xmlns:cx6="http://schemas.microsoft.com/office/drawing/2016/5/12/chartex" xmlns:cx7="http://schemas.microsoft.com/office/drawing/2016/5/13/chartex" xmlns:cx8="http://schemas.microsoft.com/office/drawing/2016/5/14/chartex" xmlns:mc="http://schemas.openxmlformats.org/markup-compatibility/2006" xmlns:aink="http://schemas.microsoft.com/office/drawing/2016/ink" xmlns:am3d="http://schemas.microsoft.com/office/drawing/2017/model3d" xmlns:o="urn:schemas-microsoft-com:office:office" xmlns:oel="http://schemas.microsoft.com/office/2019/extlst" xmlns:r="http://schemas.openxmlformats.org/officeDocument/2006/relationships" xmlns:m="http://schemas.openxmlformats.org/officeDocument/2006/math" xmlns:v="urn:schemas-microsoft-com:vml" xmlns:wp14="http://schemas.microsoft.com/office/word/2010/wordprocessingDrawing" xmlns:wp="http://schemas.openxmlformats.org/drawingml/2006/wordprocessingDrawing" xmlns:w10="urn:schemas-microsoft-com:office:word" xmlns:w="http://schemas.openxmlformats.org/wordprocessingml/2006/main" xmlns:w14="http://schemas.microsoft.com/office/word/2010/wordml" xmlns:w15="http://schemas.microsoft.com/office/word/2012/wordml" xmlns:w16cex="http://schemas.microsoft.com/office/word/2018/wordml/cex" xmlns:w16cid="http://schemas.microsoft.com/office/word/2016/wordml/cid" xmlns:w16="http://schemas.microsoft.com/office/word/2018/wordml" xmlns:w16du="http://schemas.microsoft.com/office/word/2023/wordml/word16du" xmlns:w16sdtdh="http://schemas.microsoft.com/office/word/2020/wordml/sdtdatahash" xmlns:w16sdtfl="http://schemas.microsoft.com/office/word/2024/wordml/sdtformatlock" xmlns:w16se="http://schemas.microsoft.com/office/word/2015/wordml/symex" xmlns:wpg="http://schemas.microsoft.com/office/word/2010/wordprocessingGroup" xmlns:wpi="http://schemas.microsoft.com/office/word/2010/wordprocessingInk" xmlns:wne="http://schemas.microsoft.com/office/word/2006/wordml" xmlns:wps="http://schemas.microsoft.com/office/word/2010/wordprocessingShape" mc:Ignorable="w14 w15 w16se w16cid w16 w16cex w16sdtdh w16sdtfl w16du wp14">
+<w:footnotes xmlns:wpc="http://schemas.microsoft.com/office/word/2010/wordprocessingCanvas" xmlns:cx="http://schemas.microsoft.com/office/drawing/2014/chartex" xmlns:mc="http://schemas.openxmlformats.org/markup-compatibility/2006" xmlns:o="urn:schemas-microsoft-com:office:office" xmlns:r="http://schemas.openxmlformats.org/officeDocument/2006/relationships" xmlns:m="http://schemas.openxmlformats.org/officeDocument/2006/math" xmlns:v="urn:schemas-microsoft-com:vml" xmlns:wp14="http://schemas.microsoft.com/office/word/2010/wordprocessingDrawing" xmlns:wp="http://schemas.openxmlformats.org/drawingml/2006/wordprocessingDrawing" xmlns:w10="urn:schemas-microsoft-com:office:word" xmlns:w="http://schemas.openxmlformats.org/wordprocessingml/2006/main" xmlns:w14="http://schemas.microsoft.com/office/word/2010/wordml" xmlns:w15="http://schemas.microsoft.com/office/word/2012/wordml" xmlns:w16se="http://schemas.microsoft.com/office/word/2015/wordml/symex" xmlns:wpg="http://schemas.microsoft.com/office/word/2010/wordprocessingGroup" xmlns:wpi="http://schemas.microsoft.com/office/word/2010/wordprocessingInk" xmlns:wne="http://schemas.microsoft.com/office/word/2006/wordml" xmlns:wps="http://schemas.microsoft.com/office/word/2010/wordprocessingShape" mc:Ignorable="w14 w15 w16se wp14">
   <w:footnote w:type="separator" w:id="-1">
     <w:p>
       <w:pPr>
         <w:spacing w:after="0" w:line="240" w:lineRule="auto"/>
-        <w:rPr>
-          <w:rFonts w:hint="eastAsia"/>
-        </w:rPr>
       </w:pPr>
       <w:r>
         <w:separator/>
@@ -188,9 +165,6 @@
     <w:p>
       <w:pPr>
         <w:spacing w:after="0" w:line="240" w:lineRule="auto"/>
-        <w:rPr>
-          <w:rFonts w:hint="eastAsia"/>
-        </w:rPr>
       </w:pPr>
       <w:r>
         <w:continuationSeparator/>
@@ -201,7 +175,7 @@
 </file>
 
 <file path=word/styles.xml><?xml version="1.0" encoding="utf-8"?>
-<w:styles xmlns:mc="http://schemas.openxmlformats.org/markup-compatibility/2006" xmlns:r="http://schemas.openxmlformats.org/officeDocument/2006/relationships" xmlns:w="http://schemas.openxmlformats.org/wordprocessingml/2006/main" xmlns:w14="http://schemas.microsoft.com/office/word/2010/wordml" xmlns:w15="http://schemas.microsoft.com/office/word/2012/wordml" xmlns:w16cex="http://schemas.microsoft.com/office/word/2018/wordml/cex" xmlns:w16cid="http://schemas.microsoft.com/office/word/2016/wordml/cid" xmlns:w16="http://schemas.microsoft.com/office/word/2018/wordml" xmlns:w16du="http://schemas.microsoft.com/office/word/2023/wordml/word16du" xmlns:w16sdtdh="http://schemas.microsoft.com/office/word/2020/wordml/sdtdatahash" xmlns:w16sdtfl="http://schemas.microsoft.com/office/word/2024/wordml/sdtformatlock" xmlns:w16se="http://schemas.microsoft.com/office/word/2015/wordml/symex" mc:Ignorable="w14 w15 w16se w16cid w16 w16cex w16sdtdh w16sdtfl w16du">
+<w:styles xmlns:mc="http://schemas.openxmlformats.org/markup-compatibility/2006" xmlns:r="http://schemas.openxmlformats.org/officeDocument/2006/relationships" xmlns:w="http://schemas.openxmlformats.org/wordprocessingml/2006/main" xmlns:w14="http://schemas.microsoft.com/office/word/2010/wordml" xmlns:w15="http://schemas.microsoft.com/office/word/2012/wordml" xmlns:w16se="http://schemas.microsoft.com/office/word/2015/wordml/symex" mc:Ignorable="w14 w15 w16se">
   <w:docDefaults>
     <w:rPrDefault>
       <w:rPr>
@@ -219,7 +193,7 @@
       </w:pPr>
     </w:pPrDefault>
   </w:docDefaults>
-  <w:latentStyles w:defLockedState="0" w:defUIPriority="99" w:defSemiHidden="0" w:defUnhideWhenUsed="0" w:defQFormat="0" w:count="376">
+  <w:latentStyles w:defLockedState="0" w:defUIPriority="99" w:defSemiHidden="0" w:defUnhideWhenUsed="0" w:defQFormat="0" w:count="371">
     <w:lsdException w:name="Normal" w:uiPriority="0" w:qFormat="1"/>
     <w:lsdException w:name="heading 1" w:uiPriority="9" w:qFormat="1"/>
     <w:lsdException w:name="heading 2" w:semiHidden="1" w:uiPriority="9" w:unhideWhenUsed="1" w:qFormat="1"/>
@@ -591,11 +565,6 @@
     <w:lsdException w:name="List Table 5 Dark Accent 6" w:uiPriority="50"/>
     <w:lsdException w:name="List Table 6 Colorful Accent 6" w:uiPriority="51"/>
     <w:lsdException w:name="List Table 7 Colorful Accent 6" w:uiPriority="52"/>
-    <w:lsdException w:name="Mention" w:semiHidden="1" w:unhideWhenUsed="1"/>
-    <w:lsdException w:name="Smart Hyperlink" w:semiHidden="1" w:unhideWhenUsed="1"/>
-    <w:lsdException w:name="Hashtag" w:semiHidden="1" w:unhideWhenUsed="1"/>
-    <w:lsdException w:name="Unresolved Mention" w:semiHidden="1" w:unhideWhenUsed="1"/>
-    <w:lsdException w:name="Smart Link" w:semiHidden="1" w:unhideWhenUsed="1"/>
   </w:latentStyles>
   <w:style w:type="paragraph" w:default="1" w:styleId="a">
     <w:name w:val="Normal"/>
